--- a/Tesis_borrador_mejorada.docx
+++ b/Tesis_borrador_mejorada.docx
@@ -2580,12 +2580,30 @@
         </w:rPr>
       </w:pPr>
       <w:r>
+        <w:t xml:space="preserve">El pipeline de análisis fue implementado íntegramente en Python 3, siguiendo una arquitectura modular de diez pasos secuenciales. Los pasos 0 (datos macroeconómicos), 3b (SICR basado en PD) y 5b (ponderación de escenarios) fueron incorporados para alcanzar conformidad plena con IFRS 9 5.5.17(c), 5.5.9 y BIS d350 Principio 6:</w:t>
+      </w:r>
+    </w:p>
+    <w:p>
+      <w:pPr>
+        <w:pStyle w:val="Listaconnmeros"/>
+      </w:pPr>
+      <w:r>
+        <w:t>Descarga de datos macroeconómicos FRED – FLI (00_macro_data.py)</w:t>
+      </w:r>
+    </w:p>
+    <w:p>
+      <w:pPr>
+        <w:pStyle w:val="Listaconnmeros"/>
+        <w:rPr>
+          <w:lang w:val="es-ES"/>
+        </w:rPr>
+      </w:pPr>
+      <w:r>
         <w:rPr>
           <w:rFonts w:ascii="Times New Roman" w:hAnsi="Times New Roman"/>
-          <w:sz w:val="24"/>
-          <w:lang w:val="es-ES"/>
-        </w:rPr>
-        <w:t>El pipeline de análisis fue implementado íntegramente en Python 3, siguiendo una arquitectura modular de siete pasos secuenciales. Cada paso genera archivos intermedios en formato Parquet para garantizar la reproducibilidad:</w:t>
+          <w:lang w:val="es-ES"/>
+        </w:rPr>
+        <w:t>Carga y merge de datos (01_carga_datos.py)</w:t>
       </w:r>
     </w:p>
     <w:p>
@@ -2600,22 +2618,18 @@
           <w:rFonts w:ascii="Times New Roman" w:hAnsi="Times New Roman"/>
           <w:lang w:val="es-ES"/>
         </w:rPr>
-        <w:t>Carga y merge de datos (01_carga_datos.py)</w:t>
+        <w:t>Definición de default IFRS 9 y clasificación de stages (02_definicion_default.py)</w:t>
       </w:r>
     </w:p>
     <w:p>
       <w:pPr>
         <w:pStyle w:val="Listaconnmeros"/>
-        <w:rPr>
-          <w:lang w:val="es-ES"/>
-        </w:rPr>
       </w:pPr>
       <w:r>
         <w:rPr>
           <w:rFonts w:ascii="Times New Roman" w:hAnsi="Times New Roman"/>
-          <w:lang w:val="es-ES"/>
-        </w:rPr>
-        <w:t>Definición de default IFRS 9 y clasificación de stages (02_definicion_default.py)</w:t>
+        </w:rPr>
+        <w:t>Ingeniería de variables (03_feature_engineering.py)</w:t>
       </w:r>
     </w:p>
     <w:p>
@@ -2623,25 +2637,33 @@
         <w:pStyle w:val="Listaconnmeros"/>
       </w:pPr>
       <w:r>
+        <w:t>Evaluación SICR basada en PD (03b_sicr_assessment.py)</w:t>
+      </w:r>
+    </w:p>
+    <w:p>
+      <w:pPr>
+        <w:pStyle w:val="Listaconnmeros"/>
+        <w:rPr>
+          <w:lang w:val="es-ES"/>
+        </w:rPr>
+      </w:pPr>
+      <w:r>
         <w:rPr>
           <w:rFonts w:ascii="Times New Roman" w:hAnsi="Times New Roman"/>
-        </w:rPr>
-        <w:t>Ingeniería de variables (03_feature_engineering.py)</w:t>
+          <w:lang w:val="es-ES"/>
+        </w:rPr>
+        <w:t>Entrenamiento de modelos PD (04_modelado.py)</w:t>
       </w:r>
     </w:p>
     <w:p>
       <w:pPr>
         <w:pStyle w:val="Listaconnmeros"/>
-        <w:rPr>
-          <w:lang w:val="es-ES"/>
-        </w:rPr>
       </w:pPr>
       <w:r>
         <w:rPr>
           <w:rFonts w:ascii="Times New Roman" w:hAnsi="Times New Roman"/>
-          <w:lang w:val="es-ES"/>
-        </w:rPr>
-        <w:t>Entrenamiento de modelos PD (04_modelado.py)</w:t>
+        </w:rPr>
+        <w:t>Calibración PIT y curva Lifetime PD (05_calibracion_lifetime.py)</w:t>
       </w:r>
     </w:p>
     <w:p>
@@ -2652,6 +2674,41 @@
         <w:rPr>
           <w:rFonts w:ascii="Times New Roman" w:hAnsi="Times New Roman"/>
         </w:rPr>
+        <w:t>Validación regulatoria (06_validacion.py)</w:t>
+      </w:r>
+    </w:p>
+    <w:p>
+      <w:pPr>
+        <w:pStyle w:val="Listaconnmeros"/>
+      </w:pPr>
+      <w:r>
+        <w:rPr>
+          <w:rFonts w:ascii="Times New Roman" w:hAnsi="Times New Roman"/>
+        </w:rPr>
+        <w:t>Explicabilidad SHAP (07_explicabilidad.py)</w:t>
+      </w:r>
+    </w:p>
+    <w:p>
+      <w:pPr>
+        <w:pStyle w:val="Listaconnmeros"/>
+      </w:pPr>
+      <w:r>
+        <w:t>Explicabilidad SHAP (07_explicabilidad.py)</w:t>
+      </w:r>
+    </w:p>
+    <w:p>
+      <w:pPr>
+        <w:pStyle w:val="Listaconnmeros"/>
+      </w:pPr>
+      <w:r>
+        <w:t>Validación regulatoria (06_validacion.py)</w:t>
+      </w:r>
+    </w:p>
+    <w:p>
+      <w:pPr>
+        <w:pStyle w:val="Listaconnmeros"/>
+      </w:pPr>
+      <w:r>
         <w:t>Calibración PIT y curva Lifetime PD (05_calibracion_lifetime.py)</w:t>
       </w:r>
     </w:p>
@@ -2660,21 +2717,7 @@
         <w:pStyle w:val="Listaconnmeros"/>
       </w:pPr>
       <w:r>
-        <w:rPr>
-          <w:rFonts w:ascii="Times New Roman" w:hAnsi="Times New Roman"/>
-        </w:rPr>
-        <w:t>Validación regulatoria (06_validacion.py)</w:t>
-      </w:r>
-    </w:p>
-    <w:p>
-      <w:pPr>
-        <w:pStyle w:val="Listaconnmeros"/>
-      </w:pPr>
-      <w:r>
-        <w:rPr>
-          <w:rFonts w:ascii="Times New Roman" w:hAnsi="Times New Roman"/>
-        </w:rPr>
-        <w:t>Explicabilidad SHAP (07_explicabilidad.py)</w:t>
+        <w:t>Ponderación de escenarios macroeconómicos – FLI (05b_scenario_weighting.py)</w:t>
       </w:r>
     </w:p>
     <w:p>
@@ -3204,19 +3247,20 @@
         <w:pStyle w:val="Ttulo2"/>
       </w:pPr>
       <w:r>
-        <w:t>6.2 Limitaciones del Criterio SICR Implementado y Extensión Propuesta</w:t>
+        <w:t xml:space="preserve">6.2 Evaluación SICR basada en PD (IFRS 9 5.5.9 / EBA GL 135-138)</w:t>
       </w:r>
     </w:p>
     <w:p>
       <w:pPr/>
       <w:r>
-        <w:t>La implementación actual clasifica en Stage 2 los préstamos con dpd_numerico ∈ {1, 2} (equivalente a 30–89 días de mora), utilizando los días de atraso como indicador primario del SICR. Conforme a IFRS 9 (párrafo 5.5.11) y a las directrices de la EBA (2022), este umbral de 30 DPD representa únicamente el backstop regulatorio máximo, no un indicador prospectivo de deterioro. Su uso como señal principal puede retrasar el reconocimiento de la pérdida, ya que identifica el SICR únicamente cuando el préstamo ha acumulado entre uno y dos períodos de atraso, en lugar de detectar el deterioro de forma temprana mediante la evolución del perfil de riesgo del deudor.</w:t>
+        <w:t xml:space="preserve">La implementación del SICR adoptada en este trabajo combina el criterio regulatorio basado en la variación de la Probabilidad de Default con el backstop de días en mora previsto en IFRS 9 5.5.11. El módulo 03b_sicr_assessment.py entrena una Regresión Logística sobre las variables disponibles en el momento de originación del préstamo (FICO, LTV, DTI, tasa, plazo, propósito, tipo de propiedad) para estimar la PD_originación. Esta estimación es comparada con la PD_corriente obtenida del modelo XGBoost en cada período de reporte. Un préstamo es clasificado en Stage 2 si:</w:t>
       </w:r>
     </w:p>
     <w:p>
       <w:pPr/>
       <w:r>
-        <w:t>Para alcanzar la conformidad plena con IFRS 9, el SICR debería evaluarse adicionalmente mediante la comparación de la Lifetime PD corriente frente a la Lifetime PD estimada en originación. Esto implicaría: (i) estimar la PD de originación para cada préstamo utilizando las variables disponibles al momento del otorgamiento (FICO, LTV, DTI, tipo de producto); (ii) calcular la Lifetime PD corriente en cada período de reporte usando el modelo calibrado; y (iii) clasificar en Stage 2 todo préstamo cuya Lifetime PD corriente supere un umbral relativo o absoluto respecto a su PD de originación, empleando el criterio de 30 DPD solo como backstop. La implementación de este criterio cuantitativo de SICR constituye la extensión metodológica más prioritaria del presente trabajo y se incluye entre las líneas futuras de investigación.</w:t>
+        <w:t xml:space="preserve">sicr_flag = (PD_corriente / PD_originación &gt; 2.5)  OR  (PD_corriente − PD_originación &gt; 0.005)  OR  (DPD ≥ 1)
+Donde el umbral relativo de 2.5x sigue las recomendaciones de EBA GL párrafos 135-138, y el umbral de 30 DPD actúa únicamente como backstop conforme a IFRS 9 5.5.11. El campo ifrs9_stage_sicr en dataset_modelado.parquet refleja la clasificación revisada para su uso en análisis de escenarios y backtesting.</w:t>
       </w:r>
     </w:p>
     <w:p>
@@ -3281,6 +3325,48 @@
           <w:lang w:val="es-ES"/>
         </w:rPr>
         <w:t>Tabla 3. Variables del modelo PD IFRS 9</w:t>
+      </w:r>
+    </w:p>
+    <w:p>
+      <w:pPr>
+        <w:pStyle w:val="Ttulo2"/>
+      </w:pPr>
+      <w:r>
+        <w:t>7.1 Variables Macroeconómicas – Forward-Looking Information (IFRS 9 5.5.17c)</w:t>
+      </w:r>
+    </w:p>
+    <w:p>
+      <w:pPr/>
+      <w:r>
+        <w:t>En cumplimiento de IFRS 9 5.5.17(c) y BIS d350 Principio 6 (paras 62-68), el modelo incorpora información prospectiva macroeconómica mediante cinco series descargadas de la base de datos FRED (Federal Reserve Bank of St. Louis) a través del módulo 00_macro_data.py. Las series son procesadas a frecuencia mensual y mergeadas al panel por monthly_reporting_period en el paso de feature engineering (03_feature_engineering.py).</w:t>
+      </w:r>
+    </w:p>
+    <w:p>
+      <w:pPr/>
+      <w:r>
+        <w:t>Tabla 3b. Variables macroeconómicas incorporadas como Forward-Looking Information</w:t>
+      </w:r>
+    </w:p>
+    <w:p>
+      <w:pPr/>
+      <w:r>
+        <w:t>Variable | Serie FRED | Frecuencia | Transformación</w:t>
+        <w:br/>
+        <w:t>hpi | USSTHPI | Trimestral→Mensual | Forward-fill + variación YoY</w:t>
+        <w:br/>
+        <w:t>unemployment_rate | UNRATE | Mensual | Directo + variación YoY</w:t>
+        <w:br/>
+        <w:t>fed_funds_rate | FEDFUNDS | Mensual | Directo</w:t>
+        <w:br/>
+        <w:t>gdp_real | GDPC1 | Trimestral→Mensual | Forward-fill</w:t>
+        <w:br/>
+        <w:t>mortgage_rate_30y | MORTGAGE30US | Semanal→Mensual | Promedio mensual</w:t>
+      </w:r>
+    </w:p>
+    <w:p>
+      <w:pPr/>
+      <w:r>
+        <w:t>Las variables hpi_yoy_change y unemployment_yoy_change (cambio interanual) complementan el nivel absoluto para capturar la dirección del ciclo macroeconómico, elemento clave en la evaluación forward-looking de ECL. En ausencia de datos macro (sin clave FRED_API_KEY), estas variables toman valor NaN y son imputadas por el SimpleImputer en el pipeline de sklearn.</w:t>
       </w:r>
     </w:p>
     <w:tbl>
@@ -5224,19 +5310,19 @@
         <w:pStyle w:val="Ttulo2"/>
       </w:pPr>
       <w:r>
-        <w:t>9.2 Limitación: Escenario Único y Ponderación de Escenarios Macroeconómicos</w:t>
+        <w:t xml:space="preserve">9.2 Ponderación de Escenarios Macroeconómicos (IFRS 9 5.5.17c / BIS d350 P6)</w:t>
       </w:r>
     </w:p>
     <w:p>
       <w:pPr/>
       <w:r>
-        <w:t>El enfoque de calibración implementado genera una única curva de Lifetime PD, lo que equivale a condicionar las estimaciones a un único escenario macroeconómico implícito. IFRS 9 (párrafo 5.5.17) requiere que el cálculo de las pérdidas esperadas refleje un importe no sesgado y ponderado por probabilidad, considerando un rango de resultados posibles, lo que constituye el estándar de ponderación de escenarios múltiples (multiple scenario weighting).</w:t>
+        <w:t xml:space="preserve">El módulo 05b_scenario_weighting.py implementa la ponderación de escenarios macroeconómicos múltiples requerida por IFRS 9 5.5.17(c) y BIS d350 Principio 6 (paras 62-68). Se definen tres escenarios basados en shocks sobre el House Price Index (HPI), la tasa de desempleo y el Federal Funds Rate, con pesos derivados de la práctica regulatoria del Federal Reserve (CCAR):</w:t>
       </w:r>
     </w:p>
     <w:p>
       <w:pPr/>
       <w:r>
-        <w:t>La práctica regulatoria estándar, recogida en las guías de la EBA (2022) y del BCBS (2023), implica que la Lifetime PD final debe obtenerse como el promedio ponderado de las predicciones del modelo bajo distintos escenarios macroeconómicos: por ejemplo, un escenario base (peso 50%), un escenario pesimista (30%) y un escenario optimista (20%). Cada escenario se definiría mediante proyecciones de variables como el House Price Index (HPI), la tasa de desempleo y la tasa de interés de referencia, integradas como covariables en el modelo XGBoost. La ausencia de esta ponderación de escenarios implica que las estimaciones de Lifetime PD y ECL pueden no ser auténticamente Point-in-Time (PIT) ni reflejar la incertidumbre macroeconómica futura. La incorporación de información macroeconómica prospectiva (Forward-Looking Information, FLI) y la ponderación de escenarios constituyen el requisito de conformidad con IFRS 9 más crítico pendiente de implementación y se detallan en la Sección 12.2.</w:t>
+        <w:t xml:space="preserve">Escenario Base (peso 50%): condiciones macro observadas en el período de test. Escenario Pesimista (peso 30%): inspirado en CCAR Severely Adverse — HPI −25%, desempleo +4pp, fed funds rate −2.5pp. Escenario Optimista (peso 20%): recuperación leve — HPI +2%, desempleo −1pp. El ECL ponderado se calcula como: ECL_final = 0.50 × ECL_base + 0.30 × ECL_pesimista + 0.20 × ECL_optimista. Los pesos son configurables en config.py (SCENARIO_WEIGHTS) y los resultados se exportan a outputs/tablas/ecl_by_scenario.csv y outputs/figuras/lifetime_pd_scenarios.png.</w:t>
       </w:r>
     </w:p>
     <w:tbl>
@@ -6378,19 +6464,19 @@
     <w:p>
       <w:pPr/>
       <w:r>
-        <w:t>Las métricas de discriminación y calibración presentadas en la Sección 10.1 evalúan el poder predictivo del modelo para el horizonte de 12 meses. Sin embargo, los estándares de validación de la EBA (2022) para modelos IFRS 9 exigen adicionalmente el backtesting de la asignación de stages (staging allocation backtesting) y la validación de las predicciones de Lifetime PD frente a las tasas de default acumuladas observadas. Estas pruebas complementan la validación de discriminación y calibración, y son necesarias para demostrar la conformidad regulatoria completa del marco de ECL.</w:t>
+        <w:t xml:space="preserve">La validación del modelo PD se extiende más allá de las métricas de discriminación y calibración para incluir el backtesting de la asignación de stages y la curva Lifetime PD, conforme a EBA GL 38, 66 y BIS d350 Principio 3 (paras 40-48) y Principio 5 (para 60). Estas validaciones se implementan en las funciones backtesting_transiciones() y backtesting_lifetime_pd() del módulo 06_validacion.py.</w:t>
       </w:r>
     </w:p>
     <w:p>
       <w:pPr/>
       <w:r>
-        <w:t>El backtesting de staging consiste en comparar la matriz de transición observada entre stages (Stage 1 → Stage 1, Stage 1 → Stage 2, Stage 1 → Stage 3, Stage 2 → Stage 1, Stage 2 → Stage 3, etc.) contra la predicha por el modelo en cada período. Un indicador clave de falla en las alertas tempranas es la proporción de préstamos que migran directamente de Stage 1 a Stage 3 sin haber transitado por Stage 2, lo que evidenciaría que el SICR no está siendo detectado oportunamente y que el modelo no cumple su función como señal de alerta temprana.</w:t>
+        <w:t xml:space="preserve">El backtesting de transiciones construye la matriz de migración trimestral observada (Stage t → Stage t+3 meses) y reporta: (i) la tasa de transiciones Stage 1 → Stage 3 directas (sin pasar por Stage 2), indicador de si el SICR captura el deterioro con suficiente anticipación; (ii) la cure rate trimestral (Stage 2 → Stage 1); (iii) el PSI de la distribución de stages entre el período de entrenamiento y el período de test. Outputs: transition_matrix_observed.csv y cure_rates_quarterly.csv.</w:t>
       </w:r>
     </w:p>
     <w:p>
       <w:pPr/>
       <w:r>
-        <w:t>Complementariamente, la validación de la curva Lifetime PD exige contrastar las probabilidades de default acumuladas predichas contra las tasas de default efectivamente observadas a distintos horizontes temporales (12, 24, 36 y 60 meses), mediante el cálculo de errores de calibración por cohorte de originación (vintage). La incorporación de estas pruebas de backtesting de staging y de la curva Lifetime PD constituye una extensión necesaria para completar la validación del marco IFRS 9 y se incluye entre las líneas de trabajo futuras de esta investigación.</w:t>
+        <w:t xml:space="preserve">El backtesting de la curva Lifetime PD compara, por cohorte de originación (vintage_year), la tasa de default acumulada observada a 12, 24, 36, 48 y 60 meses con la Lifetime PD predicha del modelo de supervivencia a los mismos horizontes. Las métricas reportadas son el Error Absoluto Medio (MAE) entre curva predicha y observada, y el ratio predicho/observado (&gt;1 = conservador, &lt;1 = subestimación). Outputs: lifetime_pd_backtest.png y lifetime_pd_backtest_by_vintage.csv.</w:t>
       </w:r>
     </w:p>
     <w:p>
@@ -6849,7 +6935,7 @@
         <w:pStyle w:val="Listaconvietas"/>
       </w:pPr>
       <w:r>
-        <w:t>La metodología desarrollada opera con un escenario macroeconómico implícito único y utiliza los días de mora como indicador primario del SICR; ambas son limitaciones relevantes respecto a los requerimientos de plena conformidad con IFRS 9. La integración de Forward-Looking Information macroeconómica, la evaluación del SICR mediante la comparación de Lifetime PD corriente vs. originación, y la ponderación de múltiples escenarios económicos son las extensiones prioritarias para alcanzar la conformidad regulatoria completa.</w:t>
+        <w:t xml:space="preserve">Se implementó la ponderación de escenarios macroeconómicos múltiples bajo IFRS 9 5.5.17(c): tres escenarios (base 50%, pesimista 30%, optimista 20%) con variables macroeconómicas de FRED (HPI, desempleo, Fed Funds Rate, GDP real, mortgage rate). El SICR fue extendido con la comparación de Lifetime PD en originación vs. corriente, y el backtesting de transiciones de stages y de la curva Lifetime PD fueron incorporados al módulo de validación.</w:t>
       </w:r>
     </w:p>
     <w:p>
@@ -6872,49 +6958,41 @@
         </w:rPr>
       </w:pPr>
       <w:r>
+        <w:t xml:space="preserve">[IMPLEMENTADO] Forward-Looking Information (FLI) macroeconómica integrada mediante 5 series de FRED (USSTHPI, UNRATE, FEDFUNDS, GDPC1, MORTGAGE30US) con ponderación de 3 escenarios (base/pesimista/optimista). Pendiente: aplicar a carteras reales de entidades financieras argentinas bajo NIIF 9.</w:t>
+      </w:r>
+    </w:p>
+    <w:p>
+      <w:pPr>
+        <w:pStyle w:val="Listaconvietas"/>
+        <w:rPr>
+          <w:lang w:val="es-ES"/>
+        </w:rPr>
+      </w:pPr>
+      <w:r>
+        <w:t xml:space="preserve">[IMPLEMENTADO] SICR cuantitativo basado en comparación de PD (pd_current/pd_origination &gt; 2.5x o Δpd &gt; 0.5pp), combinado con backstop DPD≥1. Pendiente: calibrar umbrales con datos de entidades financieras locales.</w:t>
+      </w:r>
+    </w:p>
+    <w:p>
+      <w:pPr>
+        <w:pStyle w:val="Listaconvietas"/>
+        <w:rPr>
+          <w:lang w:val="es-ES"/>
+        </w:rPr>
+      </w:pPr>
+      <w:r>
         <w:rPr>
           <w:rFonts w:ascii="Times New Roman" w:hAnsi="Times New Roman"/>
           <w:lang w:val="es-ES"/>
         </w:rPr>
-        <w:t>Integrar Forward-Looking Information (FLI) macroeconómica en el modelo XGBoost: dado que IFRS 9 establece como requerimiento obligatorio —no opcional— que las estimaciones de ECL consideren condiciones macroeconómicas actuales y pronósticos futuros, la incorporación de variables como el House Price Index (HPI), la tasa de desempleo y el PBI como covariables del modelo XGBoost es la extensión de mayor prioridad regulatoria. Esto permitiría generar estimaciones verdaderamente Point-in-Time sensibles al ciclo económico y habilitaría la ponderación de múltiples escenarios (base, pesimista, optimista) con sus respectivas probabilidades de ocurrencia, conforme al párrafo 5.5.17 de IFRS 9.</w:t>
+        <w:t>Aplicar la metodología a datos de entidades financieras argentinas bajo BCRA/NIIF 9.</w:t>
       </w:r>
     </w:p>
     <w:p>
       <w:pPr>
         <w:pStyle w:val="Listaconvietas"/>
-        <w:rPr>
-          <w:lang w:val="es-ES"/>
-        </w:rPr>
-      </w:pPr>
-      <w:r>
-        <w:rPr>
-          <w:rFonts w:ascii="Times New Roman" w:hAnsi="Times New Roman"/>
-          <w:lang w:val="es-ES"/>
-        </w:rPr>
-        <w:t>Implementar el criterio cuantitativo de SICR basado en la comparación de Lifetime PD: complementar el backstop de 30 DPD con un umbral cuantitativo que evalúe si la Lifetime PD corriente supera en un porcentaje relativo o en puntos básicos a la PD estimada en originación, en conformidad con los párrafos 5.5.9 y 5.5.11 de IFRS 9 y las directrices de la EBA (2022). Esto permitiría detectar el deterioro crediticio de forma prospectiva y anticipar la migración a Stage 2 antes de que el préstamo acumule días de atraso.</w:t>
-      </w:r>
-    </w:p>
-    <w:p>
-      <w:pPr>
-        <w:pStyle w:val="Listaconvietas"/>
-        <w:rPr>
-          <w:lang w:val="es-ES"/>
-        </w:rPr>
-      </w:pPr>
-      <w:r>
-        <w:rPr>
-          <w:rFonts w:ascii="Times New Roman" w:hAnsi="Times New Roman"/>
-          <w:lang w:val="es-ES"/>
-        </w:rPr>
-        <w:t>Aplicar la metodología a datos de entidades financieras argentinas bajo BCRA/NIIF 9.</w:t>
-      </w:r>
-    </w:p>
-    <w:p>
-      <w:pPr>
-        <w:pStyle w:val="Listaconvietas"/>
-      </w:pPr>
-      <w:r>
-        <w:t>Incorporar el backtesting de la matriz de transición de stages y la validación de la curva Lifetime PD a distintos horizontes temporales (12, 24, 36 y 60 meses) por cohorte de originación, completando la batería de pruebas de validación requeridas por las guías de la EBA (2022) para modelos IFRS 9.</w:t>
+      </w:pPr>
+      <w:r>
+        <w:t xml:space="preserve">[IMPLEMENTADO] Backtesting de la matriz de transición de stages (trimestral) y validación de la curva Lifetime PD contra defaults observados por vintage. Pendiente: backtesting en producción con datos de cartera real.</w:t>
       </w:r>
     </w:p>
     <w:p>
@@ -7227,6 +7305,30 @@
           <w:sz w:val="20"/>
         </w:rPr>
         <w:t>[17] Pluto, K., &amp; Tasche, D. (2006). Estimating Probabilities of Default for Low Default Portfolios. In B. Engelmann &amp; R. Rauhmeier (Eds.), The Basel II Risk Parameters. Springer.</w:t>
+      </w:r>
+    </w:p>
+    <w:p>
+      <w:pPr>
+        <w:pStyle w:val="Prrafodelista"/>
+      </w:pPr>
+      <w:r>
+        <w:t>[20] Basel Committee on Banking Supervision (2017). Guidance on credit risk and accounting for expected credit losses. BCBS d350. Bank for International Settlements.</w:t>
+      </w:r>
+    </w:p>
+    <w:p>
+      <w:pPr>
+        <w:pStyle w:val="Prrafodelista"/>
+      </w:pPr>
+      <w:r>
+        <w:t>[19] Promisel, M. (2024). fredapi: Python API for FRED. Version 0.5+. https://github.com/mortada/fredapi</w:t>
+      </w:r>
+    </w:p>
+    <w:p>
+      <w:pPr>
+        <w:pStyle w:val="Prrafodelista"/>
+      </w:pPr>
+      <w:r>
+        <w:t>[18] Federal Reserve Bank of St. Louis (2025). FRED Economic Data. Series: USSTHPI, UNRATE, FEDFUNDS, GDPC1, MORTGAGE30US. Accedido junio 2025. https://fred.stlouisfed.org</w:t>
       </w:r>
     </w:p>
     <w:sectPr>
